--- a/resources/templates/ΥΔ-ΖΕΠ ενηλίκων.docx
+++ b/resources/templates/ΥΔ-ΖΕΠ ενηλίκων.docx
@@ -428,7 +428,7 @@
           <w:sz w:val="24"/>
           <w:szCs w:val="24"/>
         </w:rPr>
-        <w:t xml:space="preserve">Ο/Η κάτωθι υπογράφων/ουσα, {{signee}} ({{signee.prop}}) του {{Πατρώνυμο}} και της {{Μητρώνυμο}} με ΔΙΚΑ {{ΔΙΚΑ}} και ημερομηνία γέννησης {{ΗμΓεν}}, δηλώνω υπεύθυνα ότι επιθυμώ τη συμμετοχή μου στις Τάξεις Υποδοχής του σχολείου {{Σχολείο}} (τάξη: {{TAXI}}).</w:t>
+        <w:t>Ο/Η κάτωθι υπογράφων/ουσα, {{signee}} ({{signee.prop}}) του {{Πατρώνυμο}} και της {{Μητρώνυμο}} με ΔΙΚΑ {{ΔΙΚΑ}} και ημερομηνία γέννησης {{ΗμΓεν}}, δηλώνω υπεύθυνα ότι επιθυμώ τη συμμετοχή μου στις Τάξεις Υποδοχής του σχολείου {{Σχολείο}} (τάξη: {{TAXI}}).</w:t>
       </w:r>
     </w:p>
     <w:p>
@@ -585,22 +585,42 @@
     </w:p>
     <w:p>
       <w:pPr>
-        <w:jc w:val="right"/>
-      </w:pPr>
-      <w:r>
-        <w:t xml:space="preserve">{{signee}}</w:t>
-      </w:r>
-    </w:p>
-    <w:p>
-      <w:pPr>
-        <w:jc w:val="right"/>
-      </w:pPr>
-      <w:r>
-        <w:rPr>
+        <w:ind w:left="5040" w:firstLine="720"/>
+        <w:jc w:val="center"/>
+        <w:rPr>
+          <w:rFonts w:ascii="Verdana" w:eastAsia="Verdana" w:hAnsi="Verdana" w:cs="Verdana"/>
+          <w:sz w:val="24"/>
+          <w:szCs w:val="24"/>
+          <w:lang w:val="el-GR"/>
+        </w:rPr>
+      </w:pPr>
+    </w:p>
+    <w:p>
+      <w:pPr>
+        <w:ind w:left="5040" w:firstLine="720"/>
+        <w:jc w:val="center"/>
+      </w:pPr>
+      <w:r>
+        <w:rPr>
+          <w:rFonts w:ascii="Verdana" w:eastAsia="Verdana" w:hAnsi="Verdana" w:cs="Verdana"/>
+          <w:sz w:val="24"/>
+          <w:szCs w:val="24"/>
+        </w:rPr>
+        <w:t>{{signee}}</w:t>
+      </w:r>
+    </w:p>
+    <w:p>
+      <w:pPr>
+        <w:ind w:left="5040" w:firstLine="720"/>
+      </w:pPr>
+      <w:r>
+        <w:rPr>
+          <w:rFonts w:ascii="Verdana" w:eastAsia="Verdana" w:hAnsi="Verdana" w:cs="Verdana"/>
           <w:i/>
           <w:sz w:val="18"/>
-        </w:rPr>
-        <w:t xml:space="preserve">{{signee.note}}</w:t>
+          <w:szCs w:val="18"/>
+        </w:rPr>
+        <w:t>{{signee.note}}</w:t>
       </w:r>
     </w:p>
     <w:p>

--- a/resources/templates/ΥΔ-ΖΕΠ ενηλίκων.docx
+++ b/resources/templates/ΥΔ-ΖΕΠ ενηλίκων.docx
@@ -428,7 +428,41 @@
           <w:sz w:val="24"/>
           <w:szCs w:val="24"/>
         </w:rPr>
-        <w:t>Ο/Η κάτωθι υπογράφων/ουσα, {{signee}} ({{signee.prop}}) του {{Πατρώνυμο}} και της {{Μητρώνυμο}} με ΔΙΚΑ {{ΔΙΚΑ}} και ημερομηνία γέννησης {{ΗμΓεν}}, δηλώνω υπεύθυνα ότι επιθυμώ τη συμμετοχή μου στις Τάξεις Υποδοχής του σχολείου {{Σχολείο}} (τάξη: {{TAXI}}).</w:t>
+        <w:t xml:space="preserve">Ο/Η κάτωθι υπογράφων/ουσα, {{signee}} ({{signee.prop}}) του {{Πατρώνυμο}} και της {{Μητρώνυμο}} με ΔΙΚΑ {{ΔΙΚΑ}} και ημερομηνία γέννησης {{ΗμΓεν}}, δηλώνω υπεύθυνα ότι επιθυμώ τη συμμετοχή μου στις Τάξεις Υποδοχής του σχολείου </w:t>
+      </w:r>
+      <w:r>
+        <w:rPr>
+          <w:rFonts w:ascii="Verdana" w:eastAsia="Verdana" w:hAnsi="Verdana" w:cs="Verdana"/>
+          <w:sz w:val="24"/>
+          <w:szCs w:val="24"/>
+          <w:lang w:val="el-GR"/>
+        </w:rPr>
+        <w:t>σας (</w:t>
+      </w:r>
+      <w:r>
+        <w:rPr>
+          <w:rFonts w:ascii="Verdana" w:eastAsia="Verdana" w:hAnsi="Verdana" w:cs="Verdana"/>
+          <w:sz w:val="24"/>
+          <w:szCs w:val="24"/>
+        </w:rPr>
+        <w:t>{{Σχολείο}}</w:t>
+      </w:r>
+      <w:r>
+        <w:rPr>
+          <w:rFonts w:ascii="Verdana" w:eastAsia="Verdana" w:hAnsi="Verdana" w:cs="Verdana"/>
+          <w:sz w:val="24"/>
+          <w:szCs w:val="24"/>
+          <w:lang w:val="el-GR"/>
+        </w:rPr>
+        <w:t xml:space="preserve"> {{Νομός}},</w:t>
+      </w:r>
+      <w:r>
+        <w:rPr>
+          <w:rFonts w:ascii="Verdana" w:eastAsia="Verdana" w:hAnsi="Verdana" w:cs="Verdana"/>
+          <w:sz w:val="24"/>
+          <w:szCs w:val="24"/>
+        </w:rPr>
+        <w:t xml:space="preserve"> τάξη: {{TAXI}}).</w:t>
       </w:r>
     </w:p>
     <w:p>
